--- a/doc-files/templates/NOC letter.docx
+++ b/doc-files/templates/NOC letter.docx
@@ -519,7 +519,7 @@
           <w:rFonts w:ascii="Times New Roman" w:eastAsia="Arial" w:hAnsi="Times New Roman" w:cs="Times New Roman"/>
           <w:color w:val="000000"/>
         </w:rPr>
-        <w:t xml:space="preserve">has been working in our organization, THESOFTKING Limited since </w:t>
+        <w:t xml:space="preserve">has been working in our organization, {Company.Name} since </w:t>
       </w:r>
       <w:r>
         <w:rPr>
@@ -1070,31 +1070,31 @@
           <w:rFonts w:ascii="Times New Roman" w:eastAsia="Arial" w:hAnsi="Times New Roman" w:cs="Times New Roman"/>
           <w:color w:val="000000"/>
         </w:rPr>
-        <w:t xml:space="preserve">MD Hasibur Rahman Hasan </w:t>
-      </w:r>
-    </w:p>
-    <w:p>
-      <w:pPr>
-        <w:pBdr>
-          <w:top w:val="nil"/>
-          <w:left w:val="nil"/>
-          <w:bottom w:val="nil"/>
-          <w:right w:val="nil"/>
-          <w:between w:val="nil"/>
-        </w:pBdr>
-        <w:spacing w:after="0" w:line="240" w:lineRule="auto"/>
-        <w:jc w:val="both"/>
-        <w:rPr>
-          <w:rFonts w:ascii="Times New Roman" w:eastAsia="Arial" w:hAnsi="Times New Roman" w:cs="Times New Roman"/>
-          <w:color w:val="000000"/>
-        </w:rPr>
-      </w:pPr>
-      <w:r>
-        <w:rPr>
-          <w:rFonts w:ascii="Times New Roman" w:eastAsia="Arial" w:hAnsi="Times New Roman" w:cs="Times New Roman"/>
-          <w:color w:val="000000"/>
-        </w:rPr>
-        <w:t>Head Of Operations</w:t>
+        <w:t xml:space="preserve">{Company.SignatoryName} </w:t>
+      </w:r>
+    </w:p>
+    <w:p>
+      <w:pPr>
+        <w:pBdr>
+          <w:top w:val="nil"/>
+          <w:left w:val="nil"/>
+          <w:bottom w:val="nil"/>
+          <w:right w:val="nil"/>
+          <w:between w:val="nil"/>
+        </w:pBdr>
+        <w:spacing w:after="0" w:line="240" w:lineRule="auto"/>
+        <w:jc w:val="both"/>
+        <w:rPr>
+          <w:rFonts w:ascii="Times New Roman" w:eastAsia="Arial" w:hAnsi="Times New Roman" w:cs="Times New Roman"/>
+          <w:color w:val="000000"/>
+        </w:rPr>
+      </w:pPr>
+      <w:r>
+        <w:rPr>
+          <w:rFonts w:ascii="Times New Roman" w:eastAsia="Arial" w:hAnsi="Times New Roman" w:cs="Times New Roman"/>
+          <w:color w:val="000000"/>
+        </w:rPr>
+        <w:t>{Company.SignatoryTitle}</w:t>
       </w:r>
     </w:p>
     <w:p>
@@ -1117,7 +1117,7 @@
           <w:rFonts w:ascii="Times New Roman" w:eastAsia="Arial" w:hAnsi="Times New Roman" w:cs="Times New Roman"/>
           <w:color w:val="000000"/>
         </w:rPr>
-        <w:t>THESOFTKING Limited</w:t>
+        <w:t>{Company.Name}</w:t>
       </w:r>
     </w:p>
     <w:sectPr>
